--- a/health-plan-docx-generator/word_templates/健康管理費_template.docx
+++ b/health-plan-docx-generator/word_templates/健康管理費_template.docx
@@ -784,30 +784,6 @@
     <w:p/>
     <w:p>
       <w:pPr>
-        <w:rPr>
-          <w:sz w:val="36"/>
-          <w:szCs w:val="36"/>
-        </w:rPr>
-        <w:sectPr>
-          <w:footerReference w:type="default" r:id="rId9"/>
-          <w:pgSz w:w="16838" w:h="11906" w:orient="landscape" w:code="9"/>
-          <w:pgMar w:top="1440" w:right="1440" w:bottom="1440" w:left="1440" w:header="709" w:footer="709" w:gutter="0"/>
-          <w:pgNumType w:start="1"/>
-          <w:cols w:space="720"/>
-          <w:vAlign w:val="center"/>
-          <w:docGrid w:linePitch="360"/>
-        </w:sectPr>
-      </w:pPr>
-      <w:r>
-        <w:rPr>
-          <w:sz w:val="36"/>
-          <w:szCs w:val="36"/>
-        </w:rPr>
-        <w:t>確認簽章: _____________________</w:t>
-      </w:r>
-    </w:p>
-    <w:p>
-      <w:pPr>
         <w:jc w:val="center"/>
         <w:rPr>
           <w:b/>
@@ -1589,30 +1565,6 @@
     <w:p/>
     <w:p>
       <w:pPr>
-        <w:rPr>
-          <w:sz w:val="36"/>
-          <w:szCs w:val="36"/>
-        </w:rPr>
-        <w:sectPr>
-          <w:footerReference w:type="default" r:id="rId10"/>
-          <w:pgSz w:w="16838" w:h="11906" w:orient="landscape" w:code="9"/>
-          <w:pgMar w:top="1440" w:right="1440" w:bottom="1440" w:left="1440" w:header="709" w:footer="709" w:gutter="0"/>
-          <w:pgNumType w:start="1"/>
-          <w:cols w:space="720"/>
-          <w:vAlign w:val="center"/>
-          <w:docGrid w:linePitch="360"/>
-        </w:sectPr>
-      </w:pPr>
-      <w:r>
-        <w:rPr>
-          <w:sz w:val="36"/>
-          <w:szCs w:val="36"/>
-        </w:rPr>
-        <w:t>確認簽章: _____________________</w:t>
-      </w:r>
-    </w:p>
-    <w:p>
-      <w:pPr>
         <w:jc w:val="center"/>
         <w:rPr>
           <w:b/>
@@ -2394,30 +2346,6 @@
     <w:p/>
     <w:p>
       <w:pPr>
-        <w:rPr>
-          <w:sz w:val="36"/>
-          <w:szCs w:val="36"/>
-        </w:rPr>
-        <w:sectPr>
-          <w:footerReference w:type="default" r:id="rId11"/>
-          <w:pgSz w:w="16838" w:h="11906" w:orient="landscape" w:code="9"/>
-          <w:pgMar w:top="1440" w:right="1440" w:bottom="1440" w:left="1440" w:header="709" w:footer="709" w:gutter="0"/>
-          <w:pgNumType w:start="1"/>
-          <w:cols w:space="720"/>
-          <w:vAlign w:val="center"/>
-          <w:docGrid w:linePitch="360"/>
-        </w:sectPr>
-      </w:pPr>
-      <w:r>
-        <w:rPr>
-          <w:sz w:val="36"/>
-          <w:szCs w:val="36"/>
-        </w:rPr>
-        <w:t>確認簽章: _____________________</w:t>
-      </w:r>
-    </w:p>
-    <w:p>
-      <w:pPr>
         <w:jc w:val="center"/>
         <w:rPr>
           <w:b/>
@@ -3199,30 +3127,6 @@
     <w:p/>
     <w:p>
       <w:pPr>
-        <w:rPr>
-          <w:sz w:val="36"/>
-          <w:szCs w:val="36"/>
-        </w:rPr>
-        <w:sectPr>
-          <w:footerReference w:type="default" r:id="rId12"/>
-          <w:pgSz w:w="16838" w:h="11906" w:orient="landscape" w:code="9"/>
-          <w:pgMar w:top="1440" w:right="1440" w:bottom="1440" w:left="1440" w:header="709" w:footer="709" w:gutter="0"/>
-          <w:pgNumType w:start="1"/>
-          <w:cols w:space="720"/>
-          <w:vAlign w:val="center"/>
-          <w:docGrid w:linePitch="360"/>
-        </w:sectPr>
-      </w:pPr>
-      <w:r>
-        <w:rPr>
-          <w:sz w:val="36"/>
-          <w:szCs w:val="36"/>
-        </w:rPr>
-        <w:t>確認簽章: _____________________</w:t>
-      </w:r>
-    </w:p>
-    <w:p>
-      <w:pPr>
         <w:jc w:val="center"/>
         <w:rPr>
           <w:b/>
@@ -4004,30 +3908,6 @@
     <w:p/>
     <w:p>
       <w:pPr>
-        <w:rPr>
-          <w:sz w:val="36"/>
-          <w:szCs w:val="36"/>
-        </w:rPr>
-        <w:sectPr>
-          <w:footerReference w:type="default" r:id="rId13"/>
-          <w:pgSz w:w="16838" w:h="11906" w:orient="landscape" w:code="9"/>
-          <w:pgMar w:top="1440" w:right="1440" w:bottom="1440" w:left="1440" w:header="709" w:footer="709" w:gutter="0"/>
-          <w:pgNumType w:start="1"/>
-          <w:cols w:space="720"/>
-          <w:vAlign w:val="center"/>
-          <w:docGrid w:linePitch="360"/>
-        </w:sectPr>
-      </w:pPr>
-      <w:r>
-        <w:rPr>
-          <w:sz w:val="36"/>
-          <w:szCs w:val="36"/>
-        </w:rPr>
-        <w:t>確認簽章: _____________________</w:t>
-      </w:r>
-    </w:p>
-    <w:p>
-      <w:pPr>
         <w:jc w:val="center"/>
         <w:rPr>
           <w:b/>
@@ -4809,30 +4689,6 @@
     <w:p/>
     <w:p>
       <w:pPr>
-        <w:rPr>
-          <w:sz w:val="36"/>
-          <w:szCs w:val="36"/>
-        </w:rPr>
-        <w:sectPr>
-          <w:footerReference w:type="default" r:id="rId14"/>
-          <w:pgSz w:w="16838" w:h="11906" w:orient="landscape" w:code="9"/>
-          <w:pgMar w:top="1440" w:right="1440" w:bottom="1440" w:left="1440" w:header="709" w:footer="709" w:gutter="0"/>
-          <w:pgNumType w:start="1"/>
-          <w:cols w:space="720"/>
-          <w:vAlign w:val="center"/>
-          <w:docGrid w:linePitch="360"/>
-        </w:sectPr>
-      </w:pPr>
-      <w:r>
-        <w:rPr>
-          <w:sz w:val="36"/>
-          <w:szCs w:val="36"/>
-        </w:rPr>
-        <w:t>確認簽章: _____________________</w:t>
-      </w:r>
-    </w:p>
-    <w:p>
-      <w:pPr>
         <w:jc w:val="center"/>
         <w:rPr>
           <w:b/>
@@ -5614,30 +5470,6 @@
     <w:p/>
     <w:p>
       <w:pPr>
-        <w:rPr>
-          <w:sz w:val="36"/>
-          <w:szCs w:val="36"/>
-        </w:rPr>
-        <w:sectPr>
-          <w:footerReference w:type="default" r:id="rId15"/>
-          <w:pgSz w:w="16838" w:h="11906" w:orient="landscape" w:code="9"/>
-          <w:pgMar w:top="1440" w:right="1440" w:bottom="1440" w:left="1440" w:header="709" w:footer="709" w:gutter="0"/>
-          <w:pgNumType w:start="1"/>
-          <w:cols w:space="720"/>
-          <w:vAlign w:val="center"/>
-          <w:docGrid w:linePitch="360"/>
-        </w:sectPr>
-      </w:pPr>
-      <w:r>
-        <w:rPr>
-          <w:sz w:val="36"/>
-          <w:szCs w:val="36"/>
-        </w:rPr>
-        <w:t>確認簽章: _____________________</w:t>
-      </w:r>
-    </w:p>
-    <w:p>
-      <w:pPr>
         <w:jc w:val="center"/>
         <w:rPr>
           <w:b/>
@@ -6408,30 +6240,6 @@
     <w:p/>
     <w:p>
       <w:pPr>
-        <w:rPr>
-          <w:sz w:val="36"/>
-          <w:szCs w:val="36"/>
-        </w:rPr>
-        <w:sectPr>
-          <w:footerReference w:type="default" r:id="rId16"/>
-          <w:pgSz w:w="16838" w:h="11906" w:orient="landscape" w:code="9"/>
-          <w:pgMar w:top="1440" w:right="1440" w:bottom="1440" w:left="1440" w:header="709" w:footer="709" w:gutter="0"/>
-          <w:pgNumType w:start="1"/>
-          <w:cols w:space="720"/>
-          <w:vAlign w:val="center"/>
-          <w:docGrid w:linePitch="360"/>
-        </w:sectPr>
-      </w:pPr>
-      <w:r>
-        <w:rPr>
-          <w:sz w:val="36"/>
-          <w:szCs w:val="36"/>
-        </w:rPr>
-        <w:t>確認簽章: _____________________</w:t>
-      </w:r>
-    </w:p>
-    <w:p>
-      <w:pPr>
         <w:jc w:val="center"/>
         <w:rPr>
           <w:b/>
@@ -7213,30 +7021,6 @@
     <w:p/>
     <w:p>
       <w:pPr>
-        <w:rPr>
-          <w:sz w:val="36"/>
-          <w:szCs w:val="36"/>
-        </w:rPr>
-        <w:sectPr>
-          <w:footerReference w:type="default" r:id="rId17"/>
-          <w:pgSz w:w="16838" w:h="11906" w:orient="landscape" w:code="9"/>
-          <w:pgMar w:top="1440" w:right="1440" w:bottom="1440" w:left="1440" w:header="709" w:footer="709" w:gutter="0"/>
-          <w:pgNumType w:start="1"/>
-          <w:cols w:space="720"/>
-          <w:vAlign w:val="center"/>
-          <w:docGrid w:linePitch="360"/>
-        </w:sectPr>
-      </w:pPr>
-      <w:r>
-        <w:rPr>
-          <w:sz w:val="36"/>
-          <w:szCs w:val="36"/>
-        </w:rPr>
-        <w:t>確認簽章: _____________________</w:t>
-      </w:r>
-    </w:p>
-    <w:p>
-      <w:pPr>
         <w:jc w:val="center"/>
         <w:rPr>
           <w:b/>
@@ -8007,30 +7791,6 @@
     <w:p/>
     <w:p>
       <w:pPr>
-        <w:rPr>
-          <w:sz w:val="36"/>
-          <w:szCs w:val="36"/>
-        </w:rPr>
-        <w:sectPr>
-          <w:footerReference w:type="default" r:id="rId18"/>
-          <w:pgSz w:w="16838" w:h="11906" w:orient="landscape" w:code="9"/>
-          <w:pgMar w:top="1440" w:right="1440" w:bottom="1440" w:left="1440" w:header="709" w:footer="709" w:gutter="0"/>
-          <w:pgNumType w:start="1"/>
-          <w:cols w:space="720"/>
-          <w:vAlign w:val="center"/>
-          <w:docGrid w:linePitch="360"/>
-        </w:sectPr>
-      </w:pPr>
-      <w:r>
-        <w:rPr>
-          <w:sz w:val="36"/>
-          <w:szCs w:val="36"/>
-        </w:rPr>
-        <w:t>確認簽章: _____________________</w:t>
-      </w:r>
-    </w:p>
-    <w:p>
-      <w:pPr>
         <w:jc w:val="center"/>
         <w:rPr>
           <w:b/>
@@ -8812,30 +8572,6 @@
     <w:p/>
     <w:p>
       <w:pPr>
-        <w:rPr>
-          <w:sz w:val="36"/>
-          <w:szCs w:val="36"/>
-        </w:rPr>
-        <w:sectPr>
-          <w:footerReference w:type="default" r:id="rId19"/>
-          <w:pgSz w:w="16838" w:h="11906" w:orient="landscape" w:code="9"/>
-          <w:pgMar w:top="1440" w:right="1440" w:bottom="1440" w:left="1440" w:header="709" w:footer="709" w:gutter="0"/>
-          <w:pgNumType w:start="1"/>
-          <w:cols w:space="720"/>
-          <w:vAlign w:val="center"/>
-          <w:docGrid w:linePitch="360"/>
-        </w:sectPr>
-      </w:pPr>
-      <w:r>
-        <w:rPr>
-          <w:sz w:val="36"/>
-          <w:szCs w:val="36"/>
-        </w:rPr>
-        <w:t>確認簽章: _____________________</w:t>
-      </w:r>
-    </w:p>
-    <w:p>
-      <w:pPr>
         <w:jc w:val="center"/>
         <w:rPr>
           <w:b/>
@@ -9606,30 +9342,6 @@
     <w:p/>
     <w:p>
       <w:pPr>
-        <w:rPr>
-          <w:sz w:val="36"/>
-          <w:szCs w:val="36"/>
-        </w:rPr>
-        <w:sectPr>
-          <w:footerReference w:type="default" r:id="rId20"/>
-          <w:pgSz w:w="16838" w:h="11906" w:orient="landscape" w:code="9"/>
-          <w:pgMar w:top="1440" w:right="1440" w:bottom="1440" w:left="1440" w:header="709" w:footer="709" w:gutter="0"/>
-          <w:pgNumType w:start="1"/>
-          <w:cols w:space="720"/>
-          <w:vAlign w:val="center"/>
-          <w:docGrid w:linePitch="360"/>
-        </w:sectPr>
-      </w:pPr>
-      <w:r>
-        <w:rPr>
-          <w:sz w:val="36"/>
-          <w:szCs w:val="36"/>
-        </w:rPr>
-        <w:t>確認簽章: _____________________</w:t>
-      </w:r>
-    </w:p>
-    <w:p>
-      <w:pPr>
         <w:jc w:val="center"/>
         <w:rPr>
           <w:b/>
@@ -10400,30 +10112,6 @@
     <w:p/>
     <w:p>
       <w:pPr>
-        <w:rPr>
-          <w:sz w:val="36"/>
-          <w:szCs w:val="36"/>
-        </w:rPr>
-        <w:sectPr>
-          <w:footerReference w:type="default" r:id="rId21"/>
-          <w:pgSz w:w="16838" w:h="11906" w:orient="landscape" w:code="9"/>
-          <w:pgMar w:top="1440" w:right="1440" w:bottom="1440" w:left="1440" w:header="709" w:footer="709" w:gutter="0"/>
-          <w:pgNumType w:start="1"/>
-          <w:cols w:space="720"/>
-          <w:vAlign w:val="center"/>
-          <w:docGrid w:linePitch="360"/>
-        </w:sectPr>
-      </w:pPr>
-      <w:r>
-        <w:rPr>
-          <w:sz w:val="36"/>
-          <w:szCs w:val="36"/>
-        </w:rPr>
-        <w:t>確認簽章: _____________________</w:t>
-      </w:r>
-    </w:p>
-    <w:p>
-      <w:pPr>
         <w:jc w:val="center"/>
         <w:rPr>
           <w:b/>
@@ -11205,30 +10893,6 @@
     <w:p/>
     <w:p>
       <w:pPr>
-        <w:rPr>
-          <w:sz w:val="36"/>
-          <w:szCs w:val="36"/>
-        </w:rPr>
-        <w:sectPr>
-          <w:footerReference w:type="default" r:id="rId22"/>
-          <w:pgSz w:w="16838" w:h="11906" w:orient="landscape" w:code="9"/>
-          <w:pgMar w:top="1440" w:right="1440" w:bottom="1440" w:left="1440" w:header="709" w:footer="709" w:gutter="0"/>
-          <w:pgNumType w:start="1"/>
-          <w:cols w:space="720"/>
-          <w:vAlign w:val="center"/>
-          <w:docGrid w:linePitch="360"/>
-        </w:sectPr>
-      </w:pPr>
-      <w:r>
-        <w:rPr>
-          <w:sz w:val="36"/>
-          <w:szCs w:val="36"/>
-        </w:rPr>
-        <w:t>確認簽章: _____________________</w:t>
-      </w:r>
-    </w:p>
-    <w:p>
-      <w:pPr>
         <w:jc w:val="center"/>
         <w:rPr>
           <w:b/>
@@ -12010,30 +11674,6 @@
     <w:p/>
     <w:p>
       <w:pPr>
-        <w:rPr>
-          <w:sz w:val="36"/>
-          <w:szCs w:val="36"/>
-        </w:rPr>
-        <w:sectPr>
-          <w:footerReference w:type="default" r:id="rId23"/>
-          <w:pgSz w:w="16838" w:h="11906" w:orient="landscape" w:code="9"/>
-          <w:pgMar w:top="1440" w:right="1440" w:bottom="1440" w:left="1440" w:header="709" w:footer="709" w:gutter="0"/>
-          <w:pgNumType w:start="1"/>
-          <w:cols w:space="720"/>
-          <w:vAlign w:val="center"/>
-          <w:docGrid w:linePitch="360"/>
-        </w:sectPr>
-      </w:pPr>
-      <w:r>
-        <w:rPr>
-          <w:sz w:val="36"/>
-          <w:szCs w:val="36"/>
-        </w:rPr>
-        <w:t>確認簽章: _____________________</w:t>
-      </w:r>
-    </w:p>
-    <w:p>
-      <w:pPr>
         <w:jc w:val="center"/>
         <w:rPr>
           <w:b/>
@@ -12804,30 +12444,6 @@
     <w:p/>
     <w:p>
       <w:pPr>
-        <w:rPr>
-          <w:sz w:val="36"/>
-          <w:szCs w:val="36"/>
-        </w:rPr>
-        <w:sectPr>
-          <w:footerReference w:type="default" r:id="rId24"/>
-          <w:pgSz w:w="16838" w:h="11906" w:orient="landscape" w:code="9"/>
-          <w:pgMar w:top="1440" w:right="1440" w:bottom="1440" w:left="1440" w:header="709" w:footer="709" w:gutter="0"/>
-          <w:pgNumType w:start="1"/>
-          <w:cols w:space="720"/>
-          <w:vAlign w:val="center"/>
-          <w:docGrid w:linePitch="360"/>
-        </w:sectPr>
-      </w:pPr>
-      <w:r>
-        <w:rPr>
-          <w:sz w:val="36"/>
-          <w:szCs w:val="36"/>
-        </w:rPr>
-        <w:t>確認簽章: _____________________</w:t>
-      </w:r>
-    </w:p>
-    <w:p>
-      <w:pPr>
         <w:jc w:val="center"/>
         <w:rPr>
           <w:b/>
@@ -13596,32 +13212,6 @@
       </w:r>
     </w:p>
     <w:p/>
-    <w:p>
-      <w:pPr>
-        <w:rPr>
-          <w:sz w:val="36"/>
-          <w:szCs w:val="36"/>
-        </w:rPr>
-        <w:sectPr>
-          <w:footerReference w:type="default" r:id="rId25"/>
-          <w:pgSz w:w="16838" w:h="11906" w:orient="landscape" w:code="9"/>
-          <w:pgMar w:top="1440" w:right="1440" w:bottom="1440" w:left="1440" w:header="709" w:footer="709" w:gutter="0"/>
-          <w:pgNumType w:start="1"/>
-          <w:cols w:space="720"/>
-          <w:vAlign w:val="center"/>
-          <w:docGrid w:linePitch="360"/>
-        </w:sectPr>
-      </w:pPr>
-      <w:r>
-        <w:rPr>
-          <w:sz w:val="36"/>
-          <w:szCs w:val="36"/>
-        </w:rPr>
-        <w:t>確認簽章: _____________________</w:t>
-      </w:r>
-      <w:bookmarkStart w:id="0" w:name="_GoBack"/>
-      <w:bookmarkEnd w:id="0"/>
-    </w:p>
     <w:p>
       <w:pPr>
         <w:rPr>
